--- a/Governance Documents/ASCO Safeguarding and Complaints Policy 2026.docx
+++ b/Governance Documents/ASCO Safeguarding and Complaints Policy 2026.docx
@@ -165,7 +165,7 @@
           <w:i w:val="0"/>
           <w:sz w:val="20"/>
         </w:rPr>
-        <w:t>Safeguarding reports may be made to info@africansolidaritycivic.org or +27 76 757 5773. If a report concerns a recipient, it must be escalated to the Chairperson or another Board member through the same official contact channel. Immediate danger should be reported to the appropriate emergency or statutory authority.</w:t>
+        <w:t>Safeguarding reports may be made to info@africansolidaritycivic.org or +27 78 287 2814. If a report concerns a recipient, it must be escalated to the Chairperson or another Board member through the same official contact channel. Immediate danger should be reported to the appropriate emergency or statutory authority.</w:t>
       </w:r>
     </w:p>
     <w:p>

--- a/Governance Documents/ASCO Safeguarding and Complaints Policy 2026.docx
+++ b/Governance Documents/ASCO Safeguarding and Complaints Policy 2026.docx
@@ -165,7 +165,7 @@
           <w:i w:val="0"/>
           <w:sz w:val="20"/>
         </w:rPr>
-        <w:t>Safeguarding reports may be made to info@africansolidaritycivic.org or +27 78 287 2814. If a report concerns a recipient, it must be escalated to the Chairperson or another Board member through the same official contact channel. Immediate danger should be reported to the appropriate emergency or statutory authority.</w:t>
+        <w:t>Safeguarding reports may be made to info@africansolidaritycivic.org or +27 76 757 5773. If a report concerns a recipient, it must be escalated to the Chairperson or another Board member through the same official contact channel. Immediate danger should be reported to the appropriate emergency or statutory authority.</w:t>
       </w:r>
     </w:p>
     <w:p>
